--- a/eng/docx/29.content.docx
+++ b/eng/docx/29.content.docx
@@ -4394,6 +4394,142 @@
         <w:rPr>
           <w:lang w:val="en_US" w:bidi="en_US"/>
         </w:rPr>
+        <w:t>Joel 1:8 (#5)</w:t>
+      </w:r>
+      <w:r>
+        <w:rPr>
+          <w:lang w:val="en_US" w:bidi="en_US"/>
+        </w:rPr>
+      </w:r>
+    </w:p>
+    <w:p>
+      <w:pPr/>
+      <w:r>
+        <w:rPr>
+          <w:lang w:val="en_US" w:bidi="en_US"/>
+        </w:rPr>
+      </w:r>
+      <w:r>
+        <w:rPr>
+          <w:lang w:val="en_US" w:bidi="en_US"/>
+        </w:rPr>
+        <w:t>בַּ֥עַל נְעוּרֶֽי⁠הָ</w:t>
+      </w:r>
+    </w:p>
+    <w:p>
+      <w:pPr/>
+      <w:r>
+        <w:rPr>
+          <w:lang w:val="en_US" w:bidi="en_US"/>
+        </w:rPr>
+      </w:r>
+      <w:r>
+        <w:rPr>
+          <w:b/>
+          <w:lang w:val="en_US" w:bidi="en_US"/>
+        </w:rPr>
+        <w:t>"the husband of her youth"</w:t>
+      </w:r>
+    </w:p>
+    <w:p>
+      <w:pPr/>
+      <w:r>
+        <w:rPr>
+          <w:lang w:val="en_US" w:bidi="en_US"/>
+        </w:rPr>
+      </w:r>
+      <w:r>
+        <w:rPr>
+          <w:lang w:val="en_US" w:bidi="en_US"/>
+        </w:rPr>
+        <w:t xml:space="preserve">Joel assumes that his listeners will know that by </w:t>
+      </w:r>
+      <w:r>
+        <w:rPr>
+          <w:b/>
+          <w:lang w:val="en_US" w:bidi="en_US"/>
+        </w:rPr>
+        <w:t>the husband of her youth</w:t>
+      </w:r>
+      <w:r>
+        <w:rPr>
+          <w:lang w:val="en_US" w:bidi="en_US"/>
+        </w:rPr>
+        <w:t xml:space="preserve">, he means the fiancé to whom a young woman was betrothed. The word </w:t>
+      </w:r>
+      <w:r>
+        <w:rPr>
+          <w:b/>
+          <w:lang w:val="en_US" w:bidi="en_US"/>
+        </w:rPr>
+        <w:t>virgin</w:t>
+      </w:r>
+      <w:r>
+        <w:rPr>
+          <w:lang w:val="en_US" w:bidi="en_US"/>
+        </w:rPr>
+        <w:t xml:space="preserve"> indicates that this woman was not yet married, but in this culture, engagement was tantamount to marriage and a fiancé was considered a </w:t>
+      </w:r>
+      <w:r>
+        <w:rPr>
+          <w:b/>
+          <w:lang w:val="en_US" w:bidi="en_US"/>
+        </w:rPr>
+        <w:t>husband</w:t>
+      </w:r>
+      <w:r>
+        <w:rPr>
+          <w:lang w:val="en_US" w:bidi="en_US"/>
+        </w:rPr>
+        <w:t>. You could express this relationship with your own culture’s characteristic terms if that would be helpful to your readers. Alternate translation: [the fiancé of her youth]</w:t>
+      </w:r>
+    </w:p>
+    <w:p>
+      <w:pPr/>
+      <w:r>
+        <w:rPr>
+          <w:lang w:val="en_US" w:bidi="en_US"/>
+        </w:rPr>
+      </w:r>
+      <w:r>
+        <w:rPr>
+          <w:lang w:val="en_US" w:bidi="en_US"/>
+        </w:rPr>
+        <w:t xml:space="preserve">See: </w:t>
+      </w:r>
+      <w:r>
+        <w:rPr>
+          <w:lang w:val="en_US" w:bidi="en_US"/>
+        </w:rPr>
+        <w:t>Assumed Knowledge and Implicit Information</w:t>
+      </w:r>
+      <w:r>
+        <w:rPr>
+          <w:lang w:val="en_US" w:bidi="en_US"/>
+        </w:rPr>
+      </w:r>
+      <w:r>
+        <w:rPr>
+          <w:lang w:val="en_US" w:bidi="en_US"/>
+        </w:rPr>
+      </w:r>
+    </w:p>
+    <w:p>
+      <w:pPr/>
+      <w:r>
+        <w:rPr>
+          <w:lang w:val="en_US" w:bidi="en_US"/>
+        </w:rPr>
+      </w:r>
+    </w:p>
+    <w:p>
+      <w:pPr>
+        <w:pStyle w:val="Heading2"/>
+      </w:pPr>
+      <w:r>
+        <w:rPr>
+          <w:lang w:val="en_US" w:bidi="en_US"/>
+        </w:rPr>
         <w:t>Joel 1:8 (#1)</w:t>
       </w:r>
       <w:r>
@@ -4573,142 +4709,6 @@
           <w:lang w:val="en_US" w:bidi="en_US"/>
         </w:rPr>
         <w:t>Active or Passive</w:t>
-      </w:r>
-      <w:r>
-        <w:rPr>
-          <w:lang w:val="en_US" w:bidi="en_US"/>
-        </w:rPr>
-      </w:r>
-      <w:r>
-        <w:rPr>
-          <w:lang w:val="en_US" w:bidi="en_US"/>
-        </w:rPr>
-      </w:r>
-    </w:p>
-    <w:p>
-      <w:pPr/>
-      <w:r>
-        <w:rPr>
-          <w:lang w:val="en_US" w:bidi="en_US"/>
-        </w:rPr>
-      </w:r>
-    </w:p>
-    <w:p>
-      <w:pPr>
-        <w:pStyle w:val="Heading2"/>
-      </w:pPr>
-      <w:r>
-        <w:rPr>
-          <w:lang w:val="en_US" w:bidi="en_US"/>
-        </w:rPr>
-        <w:t>Joel 1:8 (#5)</w:t>
-      </w:r>
-      <w:r>
-        <w:rPr>
-          <w:lang w:val="en_US" w:bidi="en_US"/>
-        </w:rPr>
-      </w:r>
-    </w:p>
-    <w:p>
-      <w:pPr/>
-      <w:r>
-        <w:rPr>
-          <w:lang w:val="en_US" w:bidi="en_US"/>
-        </w:rPr>
-      </w:r>
-      <w:r>
-        <w:rPr>
-          <w:lang w:val="en_US" w:bidi="en_US"/>
-        </w:rPr>
-        <w:t>בַּ֥עַל נְעוּרֶֽי⁠הָ</w:t>
-      </w:r>
-    </w:p>
-    <w:p>
-      <w:pPr/>
-      <w:r>
-        <w:rPr>
-          <w:lang w:val="en_US" w:bidi="en_US"/>
-        </w:rPr>
-      </w:r>
-      <w:r>
-        <w:rPr>
-          <w:b/>
-          <w:lang w:val="en_US" w:bidi="en_US"/>
-        </w:rPr>
-        <w:t>"the husband of her youth"</w:t>
-      </w:r>
-    </w:p>
-    <w:p>
-      <w:pPr/>
-      <w:r>
-        <w:rPr>
-          <w:lang w:val="en_US" w:bidi="en_US"/>
-        </w:rPr>
-      </w:r>
-      <w:r>
-        <w:rPr>
-          <w:lang w:val="en_US" w:bidi="en_US"/>
-        </w:rPr>
-        <w:t xml:space="preserve">Joel assumes that his listeners will know that by </w:t>
-      </w:r>
-      <w:r>
-        <w:rPr>
-          <w:b/>
-          <w:lang w:val="en_US" w:bidi="en_US"/>
-        </w:rPr>
-        <w:t>the husband of her youth</w:t>
-      </w:r>
-      <w:r>
-        <w:rPr>
-          <w:lang w:val="en_US" w:bidi="en_US"/>
-        </w:rPr>
-        <w:t xml:space="preserve">, he means the fiancé to whom a young woman was betrothed. The word </w:t>
-      </w:r>
-      <w:r>
-        <w:rPr>
-          <w:b/>
-          <w:lang w:val="en_US" w:bidi="en_US"/>
-        </w:rPr>
-        <w:t>virgin</w:t>
-      </w:r>
-      <w:r>
-        <w:rPr>
-          <w:lang w:val="en_US" w:bidi="en_US"/>
-        </w:rPr>
-        <w:t xml:space="preserve"> indicates that this woman was not yet married, but in this culture, engagement was tantamount to marriage and a fiancé was considered a </w:t>
-      </w:r>
-      <w:r>
-        <w:rPr>
-          <w:b/>
-          <w:lang w:val="en_US" w:bidi="en_US"/>
-        </w:rPr>
-        <w:t>husband</w:t>
-      </w:r>
-      <w:r>
-        <w:rPr>
-          <w:lang w:val="en_US" w:bidi="en_US"/>
-        </w:rPr>
-        <w:t>. You could express this relationship with your own culture’s characteristic terms if that would be helpful to your readers. Alternate translation: [the fiancé of her youth]</w:t>
-      </w:r>
-    </w:p>
-    <w:p>
-      <w:pPr/>
-      <w:r>
-        <w:rPr>
-          <w:lang w:val="en_US" w:bidi="en_US"/>
-        </w:rPr>
-      </w:r>
-      <w:r>
-        <w:rPr>
-          <w:lang w:val="en_US" w:bidi="en_US"/>
-        </w:rPr>
-        <w:t xml:space="preserve">See: </w:t>
-      </w:r>
-      <w:r>
-        <w:rPr>
-          <w:lang w:val="en_US" w:bidi="en_US"/>
-        </w:rPr>
-        <w:t>Assumed Knowledge and Implicit Information</w:t>
       </w:r>
       <w:r>
         <w:rPr>
